--- a/client/public/academy/gw/GW2-modele-rapport.docx
+++ b/client/public/academy/gw/GW2-modele-rapport.docx
@@ -46,7 +46,7 @@
     </w:p>
     <w:p>
       <w:pPr>
-        <w:spacing w:after="240"/>
+        <w:spacing w:after="40"/>
       </w:pPr>
       <w:r>
         <w:rPr>
@@ -55,7 +55,23 @@
           <w:sz w:val="24"/>
           <w:szCs w:val="24"/>
         </w:rPr>
-        <w:t xml:space="preserve">Cartographier et interpréter les résultats</w:t>
+        <w:t xml:space="preserve">L'accès à l'eau des bénéficiaires WASH, en cartes</w:t>
+      </w:r>
+    </w:p>
+    <w:p>
+      <w:pPr>
+        <w:spacing w:after="200"/>
+      </w:pPr>
+      <w:r>
+        <w:rPr>
+          <w:rFonts w:ascii="Calibri" w:cs="Calibri" w:eastAsia="Calibri" w:hAnsi="Calibri"/>
+          <w:b/>
+          <w:bCs/>
+          <w:color w:val="0D9488"/>
+          <w:sz w:val="19"/>
+          <w:szCs w:val="19"/>
+        </w:rPr>
+        <w:t xml:space="preserve">Aboutissement du cours MEAL-02 — Cartographie des bénéficiaires WASH</w:t>
       </w:r>
     </w:p>
     <w:p>
@@ -71,7 +87,7 @@
           <w:sz w:val="19"/>
           <w:szCs w:val="19"/>
         </w:rPr>
-        <w:t xml:space="preserve">Ce document est le rendu du groupe. Remplissez-le à plusieurs, exportez-le en PDF, puis déposez-le depuis votre espace « Travaux de groupe ». Un seul membre dépose, pour tout le groupe. Supprimez les consignes en gris au fur et à mesure.</w:t>
+        <w:t xml:space="preserve">Ce document est le rendu du groupe. Remplissez-le à plusieurs, exportez-le en PDF, puis déposez-le depuis votre espace « Travaux de groupe » — la fenêtre de remise dure 1 semaine. Un seul membre dépose, pour tout le groupe. Supprimez les consignes en gris au fur et à mesure.</w:t>
       </w:r>
     </w:p>
     <w:p>
@@ -558,45 +574,15 @@
     </w:p>
     <w:p>
       <w:pPr>
-        <w:spacing w:after="200"/>
-      </w:pPr>
-      <w:r>
-        <w:rPr>
-          <w:rFonts w:ascii="Calibri" w:cs="Calibri" w:eastAsia="Calibri" w:hAnsi="Calibri"/>
-          <w:sz w:val="22"/>
-          <w:szCs w:val="22"/>
-        </w:rPr>
-        <w:t xml:space="preserve">À partir des données du GW1 (ou du jeu fourni en cours), produisez la lecture spatiale des résultats : où le projet a porté, où il n'a pas porté, et ce que la carte ne dit pas. On attend une analyse, pas une illustration.</w:t>
-      </w:r>
-    </w:p>
-    <w:p>
-      <w:pPr>
-        <w:pStyle w:val="Heading1"/>
-        <w:spacing w:after="140" w:before="280"/>
-      </w:pPr>
-      <w:r>
-        <w:rPr>
-          <w:rFonts w:ascii="Calibri" w:cs="Calibri" w:eastAsia="Calibri" w:hAnsi="Calibri"/>
-          <w:b/>
-          <w:bCs/>
-          <w:color w:val="0D9488"/>
-        </w:rPr>
-        <w:t xml:space="preserve">Partie commune</w:t>
-      </w:r>
-    </w:p>
-    <w:p>
-      <w:pPr>
-        <w:pStyle w:val="Heading2"/>
-        <w:spacing w:after="140" w:before="280"/>
-      </w:pPr>
-      <w:r>
-        <w:rPr>
-          <w:rFonts w:ascii="Calibri" w:cs="Calibri" w:eastAsia="Calibri" w:hAnsi="Calibri"/>
-          <w:b/>
-          <w:bCs/>
-          <w:color w:val="0D9488"/>
-        </w:rPr>
-        <w:t xml:space="preserve">1. Données et traitements</w:t>
+        <w:spacing w:after="140"/>
+      </w:pPr>
+      <w:r>
+        <w:rPr>
+          <w:rFonts w:ascii="Calibri" w:cs="Calibri" w:eastAsia="Calibri" w:hAnsi="Calibri"/>
+          <w:sz w:val="22"/>
+          <w:szCs w:val="22"/>
+        </w:rPr>
+        <w:t xml:space="preserve">Le programme WASH veut savoir quels ménages bénéficiaires vivent à plus de 500 mètres d'un point d'eau fonctionnel. À partir des points GPS collectés sous KoboCollect, votre groupe produit la carte et l'analyse qui répondent à la question. On attend une analyse spatiale, pas une illustration.</w:t>
       </w:r>
     </w:p>
     <w:p>
@@ -612,72 +598,12 @@
           <w:sz w:val="19"/>
           <w:szCs w:val="19"/>
         </w:rPr>
-        <w:t xml:space="preserve">Sources, projection, jointures, nettoyages effectués. Quelqu'un doit pouvoir refaire vos cartes à partir de cette section.</w:t>
-      </w:r>
-    </w:p>
-    <w:p>
-      <w:pPr>
-        <w:pBdr>
-          <w:bottom w:val="single" w:color="D1D5DB" w:sz="4" w:space="6"/>
-        </w:pBdr>
-        <w:spacing w:after="200"/>
-      </w:pPr>
-      <w:r>
-        <w:rPr>
-          <w:sz w:val="22"/>
-          <w:szCs w:val="22"/>
-        </w:rPr>
-        <w:t xml:space="preserve"/>
-      </w:r>
-    </w:p>
-    <w:p>
-      <w:pPr>
-        <w:pBdr>
-          <w:bottom w:val="single" w:color="D1D5DB" w:sz="4" w:space="6"/>
-        </w:pBdr>
-        <w:spacing w:after="200"/>
-      </w:pPr>
-      <w:r>
-        <w:rPr>
-          <w:sz w:val="22"/>
-          <w:szCs w:val="22"/>
-        </w:rPr>
-        <w:t xml:space="preserve"/>
-      </w:r>
-    </w:p>
-    <w:p>
-      <w:pPr>
-        <w:pBdr>
-          <w:bottom w:val="single" w:color="D1D5DB" w:sz="4" w:space="6"/>
-        </w:pBdr>
-        <w:spacing w:after="200"/>
-      </w:pPr>
-      <w:r>
-        <w:rPr>
-          <w:sz w:val="22"/>
-          <w:szCs w:val="22"/>
-        </w:rPr>
-        <w:t xml:space="preserve"/>
-      </w:r>
-    </w:p>
-    <w:p>
-      <w:pPr>
-        <w:pBdr>
-          <w:bottom w:val="single" w:color="D1D5DB" w:sz="4" w:space="6"/>
-        </w:pBdr>
-        <w:spacing w:after="200"/>
-      </w:pPr>
-      <w:r>
-        <w:rPr>
-          <w:sz w:val="22"/>
-          <w:szCs w:val="22"/>
-        </w:rPr>
-        <w:t xml:space="preserve"/>
-      </w:r>
-    </w:p>
-    <w:p>
-      <w:pPr>
-        <w:pStyle w:val="Heading2"/>
+        <w:t xml:space="preserve">Livrables attendus : Carte thématique exportée (PNG ou PDF) : mise en page complète, légende, échelle, source et projection indiquées · Analyse tampon (buffer 500 m) autour des points d'eau, avec le décompte des ménages situés hors zone · Projet QGIS ou couches utilisées, dans l'archive du rendu · Note de lecture (2 pages) : ce que montre la carte, ce qu'elle ne montre pas · Répartition du travail entre les membres du groupe</w:t>
+      </w:r>
+    </w:p>
+    <w:p>
+      <w:pPr>
+        <w:pStyle w:val="Heading1"/>
         <w:spacing w:after="140" w:before="280"/>
       </w:pPr>
       <w:r>
@@ -687,7 +613,22 @@
           <w:bCs/>
           <w:color w:val="0D9488"/>
         </w:rPr>
-        <w:t xml:space="preserve">2. Choix cartographiques</w:t>
+        <w:t xml:space="preserve">Partie commune</w:t>
+      </w:r>
+    </w:p>
+    <w:p>
+      <w:pPr>
+        <w:pStyle w:val="Heading2"/>
+        <w:spacing w:after="140" w:before="280"/>
+      </w:pPr>
+      <w:r>
+        <w:rPr>
+          <w:rFonts w:ascii="Calibri" w:cs="Calibri" w:eastAsia="Calibri" w:hAnsi="Calibri"/>
+          <w:b/>
+          <w:bCs/>
+          <w:color w:val="0D9488"/>
+        </w:rPr>
+        <w:t xml:space="preserve">1. Données et préparation</w:t>
       </w:r>
     </w:p>
     <w:p>
@@ -703,7 +644,7 @@
           <w:sz w:val="19"/>
           <w:szCs w:val="19"/>
         </w:rPr>
-        <w:t xml:space="preserve">Variable représentée, discrétisation, palette, échelle. Justifiez la discrétisation : elle change ce que la carte raconte.</w:t>
+        <w:t xml:space="preserve">Sources, projection retenue, import des points GPS, nettoyages effectués. Quelqu'un doit pouvoir refaire vos cartes à partir de cette section.</w:t>
       </w:r>
     </w:p>
     <w:p>
@@ -778,7 +719,7 @@
           <w:bCs/>
           <w:color w:val="0D9488"/>
         </w:rPr>
-        <w:t xml:space="preserve">3. Lecture de la carte</w:t>
+        <w:t xml:space="preserve">2. L'analyse tampon</w:t>
       </w:r>
     </w:p>
     <w:p>
@@ -794,7 +735,7 @@
           <w:sz w:val="19"/>
           <w:szCs w:val="19"/>
         </w:rPr>
-        <w:t xml:space="preserve">Ce que montre la carte. Nommez les zones, chiffrez, ne paraphrasez pas la légende.</w:t>
+        <w:t xml:space="preserve">Comment vous avez construit les zones de 500 m, et combien de ménages tombent hors couverture. Donnez le chiffre.</w:t>
       </w:r>
     </w:p>
     <w:p>
@@ -869,7 +810,7 @@
           <w:bCs/>
           <w:color w:val="0D9488"/>
         </w:rPr>
-        <w:t xml:space="preserve">4. Ce que la carte ne montre pas</w:t>
+        <w:t xml:space="preserve">3. Choix cartographiques</w:t>
       </w:r>
     </w:p>
     <w:p>
@@ -885,77 +826,72 @@
           <w:sz w:val="19"/>
           <w:szCs w:val="19"/>
         </w:rPr>
-        <w:t xml:space="preserve">Effets d'agrégation, zones sans données, corrélations qui ne sont pas des causes.</w:t>
-      </w:r>
-    </w:p>
-    <w:p>
-      <w:pPr>
-        <w:pBdr>
-          <w:bottom w:val="single" w:color="D1D5DB" w:sz="4" w:space="6"/>
-        </w:pBdr>
-        <w:spacing w:after="200"/>
-      </w:pPr>
-      <w:r>
-        <w:rPr>
-          <w:sz w:val="22"/>
-          <w:szCs w:val="22"/>
-        </w:rPr>
-        <w:t xml:space="preserve"/>
-      </w:r>
-    </w:p>
-    <w:p>
-      <w:pPr>
-        <w:pBdr>
-          <w:bottom w:val="single" w:color="D1D5DB" w:sz="4" w:space="6"/>
-        </w:pBdr>
-        <w:spacing w:after="200"/>
-      </w:pPr>
-      <w:r>
-        <w:rPr>
-          <w:sz w:val="22"/>
-          <w:szCs w:val="22"/>
-        </w:rPr>
-        <w:t xml:space="preserve"/>
-      </w:r>
-    </w:p>
-    <w:p>
-      <w:pPr>
-        <w:pBdr>
-          <w:bottom w:val="single" w:color="D1D5DB" w:sz="4" w:space="6"/>
-        </w:pBdr>
-        <w:spacing w:after="200"/>
-      </w:pPr>
-      <w:r>
-        <w:rPr>
-          <w:sz w:val="22"/>
-          <w:szCs w:val="22"/>
-        </w:rPr>
-        <w:t xml:space="preserve"/>
-      </w:r>
-    </w:p>
-    <w:p>
-      <w:pPr>
-        <w:pBdr>
-          <w:bottom w:val="single" w:color="D1D5DB" w:sz="4" w:space="6"/>
-        </w:pBdr>
-        <w:spacing w:after="200"/>
-      </w:pPr>
-      <w:r>
-        <w:rPr>
-          <w:sz w:val="22"/>
-          <w:szCs w:val="22"/>
-        </w:rPr>
-        <w:t xml:space="preserve"/>
-      </w:r>
-    </w:p>
-    <w:p>
-      <w:r>
-        <w:br w:type="page"/>
-      </w:r>
-    </w:p>
-    <w:p>
-      <w:pPr>
-        <w:pStyle w:val="Heading1"/>
+        <w:t xml:space="preserve">Variable représentée, discrétisation, symbologie, mise en page. Justifiez la discrétisation.</w:t>
+      </w:r>
+    </w:p>
+    <w:p>
+      <w:pPr>
+        <w:pBdr>
+          <w:bottom w:val="single" w:color="D1D5DB" w:sz="4" w:space="6"/>
+        </w:pBdr>
+        <w:spacing w:after="200"/>
+      </w:pPr>
+      <w:r>
+        <w:rPr>
+          <w:sz w:val="22"/>
+          <w:szCs w:val="22"/>
+        </w:rPr>
+        <w:t xml:space="preserve"/>
+      </w:r>
+    </w:p>
+    <w:p>
+      <w:pPr>
+        <w:pBdr>
+          <w:bottom w:val="single" w:color="D1D5DB" w:sz="4" w:space="6"/>
+        </w:pBdr>
+        <w:spacing w:after="200"/>
+      </w:pPr>
+      <w:r>
+        <w:rPr>
+          <w:sz w:val="22"/>
+          <w:szCs w:val="22"/>
+        </w:rPr>
+        <w:t xml:space="preserve"/>
+      </w:r>
+    </w:p>
+    <w:p>
+      <w:pPr>
+        <w:pBdr>
+          <w:bottom w:val="single" w:color="D1D5DB" w:sz="4" w:space="6"/>
+        </w:pBdr>
+        <w:spacing w:after="200"/>
+      </w:pPr>
+      <w:r>
+        <w:rPr>
+          <w:sz w:val="22"/>
+          <w:szCs w:val="22"/>
+        </w:rPr>
+        <w:t xml:space="preserve"/>
+      </w:r>
+    </w:p>
+    <w:p>
+      <w:pPr>
+        <w:pBdr>
+          <w:bottom w:val="single" w:color="D1D5DB" w:sz="4" w:space="6"/>
+        </w:pBdr>
+        <w:spacing w:after="200"/>
+      </w:pPr>
+      <w:r>
+        <w:rPr>
+          <w:sz w:val="22"/>
+          <w:szCs w:val="22"/>
+        </w:rPr>
+        <w:t xml:space="preserve"/>
+      </w:r>
+    </w:p>
+    <w:p>
+      <w:pPr>
+        <w:pStyle w:val="Heading2"/>
         <w:spacing w:after="140" w:before="280"/>
       </w:pPr>
       <w:r>
@@ -965,7 +901,7 @@
           <w:bCs/>
           <w:color w:val="0D9488"/>
         </w:rPr>
-        <w:t xml:space="preserve">Contributions individuelles</w:t>
+        <w:t xml:space="preserve">4. Lecture et limites</w:t>
       </w:r>
     </w:p>
     <w:p>
@@ -981,12 +917,77 @@
           <w:sz w:val="19"/>
           <w:szCs w:val="19"/>
         </w:rPr>
-        <w:t xml:space="preserve">Chaque membre rédige SA section, en son nom. Une section vide vaut absence de contribution et sera lue comme telle, par le groupe comme par le formateur.</w:t>
-      </w:r>
-    </w:p>
-    <w:p>
-      <w:pPr>
-        <w:pStyle w:val="Heading2"/>
+        <w:t xml:space="preserve">Ce que montre la carte — nommez les zones, chiffrez — puis ce qu'elle ne montre pas.</w:t>
+      </w:r>
+    </w:p>
+    <w:p>
+      <w:pPr>
+        <w:pBdr>
+          <w:bottom w:val="single" w:color="D1D5DB" w:sz="4" w:space="6"/>
+        </w:pBdr>
+        <w:spacing w:after="200"/>
+      </w:pPr>
+      <w:r>
+        <w:rPr>
+          <w:sz w:val="22"/>
+          <w:szCs w:val="22"/>
+        </w:rPr>
+        <w:t xml:space="preserve"/>
+      </w:r>
+    </w:p>
+    <w:p>
+      <w:pPr>
+        <w:pBdr>
+          <w:bottom w:val="single" w:color="D1D5DB" w:sz="4" w:space="6"/>
+        </w:pBdr>
+        <w:spacing w:after="200"/>
+      </w:pPr>
+      <w:r>
+        <w:rPr>
+          <w:sz w:val="22"/>
+          <w:szCs w:val="22"/>
+        </w:rPr>
+        <w:t xml:space="preserve"/>
+      </w:r>
+    </w:p>
+    <w:p>
+      <w:pPr>
+        <w:pBdr>
+          <w:bottom w:val="single" w:color="D1D5DB" w:sz="4" w:space="6"/>
+        </w:pBdr>
+        <w:spacing w:after="200"/>
+      </w:pPr>
+      <w:r>
+        <w:rPr>
+          <w:sz w:val="22"/>
+          <w:szCs w:val="22"/>
+        </w:rPr>
+        <w:t xml:space="preserve"/>
+      </w:r>
+    </w:p>
+    <w:p>
+      <w:pPr>
+        <w:pBdr>
+          <w:bottom w:val="single" w:color="D1D5DB" w:sz="4" w:space="6"/>
+        </w:pBdr>
+        <w:spacing w:after="200"/>
+      </w:pPr>
+      <w:r>
+        <w:rPr>
+          <w:sz w:val="22"/>
+          <w:szCs w:val="22"/>
+        </w:rPr>
+        <w:t xml:space="preserve"/>
+      </w:r>
+    </w:p>
+    <w:p>
+      <w:r>
+        <w:br w:type="page"/>
+      </w:r>
+    </w:p>
+    <w:p>
+      <w:pPr>
+        <w:pStyle w:val="Heading1"/>
         <w:spacing w:after="140" w:before="280"/>
       </w:pPr>
       <w:r>
@@ -996,7 +997,7 @@
           <w:bCs/>
           <w:color w:val="0D9488"/>
         </w:rPr>
-        <w:t xml:space="preserve">Membre 1 — nom : _________________________</w:t>
+        <w:t xml:space="preserve">Contributions individuelles</w:t>
       </w:r>
     </w:p>
     <w:p>
@@ -1012,97 +1013,7 @@
           <w:sz w:val="19"/>
           <w:szCs w:val="19"/>
         </w:rPr>
-        <w:t xml:space="preserve">Ce que j'ai produit, comment je m'y suis pris, et ce que j'ai appris. Dix lignes suffisent si elles sont précises.</w:t>
-      </w:r>
-    </w:p>
-    <w:p>
-      <w:pPr>
-        <w:pBdr>
-          <w:bottom w:val="single" w:color="D1D5DB" w:sz="4" w:space="6"/>
-        </w:pBdr>
-        <w:spacing w:after="200"/>
-      </w:pPr>
-      <w:r>
-        <w:rPr>
-          <w:sz w:val="22"/>
-          <w:szCs w:val="22"/>
-        </w:rPr>
-        <w:t xml:space="preserve"/>
-      </w:r>
-    </w:p>
-    <w:p>
-      <w:pPr>
-        <w:pBdr>
-          <w:bottom w:val="single" w:color="D1D5DB" w:sz="4" w:space="6"/>
-        </w:pBdr>
-        <w:spacing w:after="200"/>
-      </w:pPr>
-      <w:r>
-        <w:rPr>
-          <w:sz w:val="22"/>
-          <w:szCs w:val="22"/>
-        </w:rPr>
-        <w:t xml:space="preserve"/>
-      </w:r>
-    </w:p>
-    <w:p>
-      <w:pPr>
-        <w:pBdr>
-          <w:bottom w:val="single" w:color="D1D5DB" w:sz="4" w:space="6"/>
-        </w:pBdr>
-        <w:spacing w:after="200"/>
-      </w:pPr>
-      <w:r>
-        <w:rPr>
-          <w:sz w:val="22"/>
-          <w:szCs w:val="22"/>
-        </w:rPr>
-        <w:t xml:space="preserve"/>
-      </w:r>
-    </w:p>
-    <w:p>
-      <w:pPr>
-        <w:pBdr>
-          <w:bottom w:val="single" w:color="D1D5DB" w:sz="4" w:space="6"/>
-        </w:pBdr>
-        <w:spacing w:after="200"/>
-      </w:pPr>
-      <w:r>
-        <w:rPr>
-          <w:sz w:val="22"/>
-          <w:szCs w:val="22"/>
-        </w:rPr>
-        <w:t xml:space="preserve"/>
-      </w:r>
-    </w:p>
-    <w:p>
-      <w:pPr>
-        <w:pBdr>
-          <w:bottom w:val="single" w:color="D1D5DB" w:sz="4" w:space="6"/>
-        </w:pBdr>
-        <w:spacing w:after="200"/>
-      </w:pPr>
-      <w:r>
-        <w:rPr>
-          <w:sz w:val="22"/>
-          <w:szCs w:val="22"/>
-        </w:rPr>
-        <w:t xml:space="preserve"/>
-      </w:r>
-    </w:p>
-    <w:p>
-      <w:pPr>
-        <w:pBdr>
-          <w:bottom w:val="single" w:color="D1D5DB" w:sz="4" w:space="6"/>
-        </w:pBdr>
-        <w:spacing w:after="200"/>
-      </w:pPr>
-      <w:r>
-        <w:rPr>
-          <w:sz w:val="22"/>
-          <w:szCs w:val="22"/>
-        </w:rPr>
-        <w:t xml:space="preserve"/>
+        <w:t xml:space="preserve">Chaque membre rédige SA section, en son nom. Une section vide vaut absence de contribution et sera lue comme telle, par le groupe comme par le formateur.</w:t>
       </w:r>
     </w:p>
     <w:p>
@@ -1117,7 +1028,7 @@
           <w:bCs/>
           <w:color w:val="0D9488"/>
         </w:rPr>
-        <w:t xml:space="preserve">Membre 2 — nom : _________________________</w:t>
+        <w:t xml:space="preserve">Membre 1 — nom : _________________________</w:t>
       </w:r>
     </w:p>
     <w:p>
@@ -1238,7 +1149,7 @@
           <w:bCs/>
           <w:color w:val="0D9488"/>
         </w:rPr>
-        <w:t xml:space="preserve">Membre 3 — nom : _________________________</w:t>
+        <w:t xml:space="preserve">Membre 2 — nom : _________________________</w:t>
       </w:r>
     </w:p>
     <w:p>
@@ -1349,7 +1260,7 @@
     </w:p>
     <w:p>
       <w:pPr>
-        <w:pStyle w:val="Heading1"/>
+        <w:pStyle w:val="Heading2"/>
         <w:spacing w:after="140" w:before="280"/>
       </w:pPr>
       <w:r>
@@ -1359,7 +1270,7 @@
           <w:bCs/>
           <w:color w:val="0D9488"/>
         </w:rPr>
-        <w:t xml:space="preserve">Répartition du travail</w:t>
+        <w:t xml:space="preserve">Membre 3 — nom : _________________________</w:t>
       </w:r>
     </w:p>
     <w:p>
@@ -1375,7 +1286,128 @@
           <w:sz w:val="19"/>
           <w:szCs w:val="19"/>
         </w:rPr>
-        <w:t xml:space="preserve">Qui a fait quoi, et quand. Cette section se remplit en fin de projet, mais se tient à jour depuis le début — reconstituer trois semaines de travail la veille du rendu ne produit jamais rien de juste.</w:t>
+        <w:t xml:space="preserve">Ce que j'ai produit, comment je m'y suis pris, et ce que j'ai appris. Dix lignes suffisent si elles sont précises.</w:t>
+      </w:r>
+    </w:p>
+    <w:p>
+      <w:pPr>
+        <w:pBdr>
+          <w:bottom w:val="single" w:color="D1D5DB" w:sz="4" w:space="6"/>
+        </w:pBdr>
+        <w:spacing w:after="200"/>
+      </w:pPr>
+      <w:r>
+        <w:rPr>
+          <w:sz w:val="22"/>
+          <w:szCs w:val="22"/>
+        </w:rPr>
+        <w:t xml:space="preserve"/>
+      </w:r>
+    </w:p>
+    <w:p>
+      <w:pPr>
+        <w:pBdr>
+          <w:bottom w:val="single" w:color="D1D5DB" w:sz="4" w:space="6"/>
+        </w:pBdr>
+        <w:spacing w:after="200"/>
+      </w:pPr>
+      <w:r>
+        <w:rPr>
+          <w:sz w:val="22"/>
+          <w:szCs w:val="22"/>
+        </w:rPr>
+        <w:t xml:space="preserve"/>
+      </w:r>
+    </w:p>
+    <w:p>
+      <w:pPr>
+        <w:pBdr>
+          <w:bottom w:val="single" w:color="D1D5DB" w:sz="4" w:space="6"/>
+        </w:pBdr>
+        <w:spacing w:after="200"/>
+      </w:pPr>
+      <w:r>
+        <w:rPr>
+          <w:sz w:val="22"/>
+          <w:szCs w:val="22"/>
+        </w:rPr>
+        <w:t xml:space="preserve"/>
+      </w:r>
+    </w:p>
+    <w:p>
+      <w:pPr>
+        <w:pBdr>
+          <w:bottom w:val="single" w:color="D1D5DB" w:sz="4" w:space="6"/>
+        </w:pBdr>
+        <w:spacing w:after="200"/>
+      </w:pPr>
+      <w:r>
+        <w:rPr>
+          <w:sz w:val="22"/>
+          <w:szCs w:val="22"/>
+        </w:rPr>
+        <w:t xml:space="preserve"/>
+      </w:r>
+    </w:p>
+    <w:p>
+      <w:pPr>
+        <w:pBdr>
+          <w:bottom w:val="single" w:color="D1D5DB" w:sz="4" w:space="6"/>
+        </w:pBdr>
+        <w:spacing w:after="200"/>
+      </w:pPr>
+      <w:r>
+        <w:rPr>
+          <w:sz w:val="22"/>
+          <w:szCs w:val="22"/>
+        </w:rPr>
+        <w:t xml:space="preserve"/>
+      </w:r>
+    </w:p>
+    <w:p>
+      <w:pPr>
+        <w:pBdr>
+          <w:bottom w:val="single" w:color="D1D5DB" w:sz="4" w:space="6"/>
+        </w:pBdr>
+        <w:spacing w:after="200"/>
+      </w:pPr>
+      <w:r>
+        <w:rPr>
+          <w:sz w:val="22"/>
+          <w:szCs w:val="22"/>
+        </w:rPr>
+        <w:t xml:space="preserve"/>
+      </w:r>
+    </w:p>
+    <w:p>
+      <w:pPr>
+        <w:pStyle w:val="Heading1"/>
+        <w:spacing w:after="140" w:before="280"/>
+      </w:pPr>
+      <w:r>
+        <w:rPr>
+          <w:rFonts w:ascii="Calibri" w:cs="Calibri" w:eastAsia="Calibri" w:hAnsi="Calibri"/>
+          <w:b/>
+          <w:bCs/>
+          <w:color w:val="0D9488"/>
+        </w:rPr>
+        <w:t xml:space="preserve">Répartition du travail</w:t>
+      </w:r>
+    </w:p>
+    <w:p>
+      <w:pPr>
+        <w:spacing w:after="80"/>
+      </w:pPr>
+      <w:r>
+        <w:rPr>
+          <w:rFonts w:ascii="Calibri" w:cs="Calibri" w:eastAsia="Calibri" w:hAnsi="Calibri"/>
+          <w:i/>
+          <w:iCs/>
+          <w:color w:val="6B7280"/>
+          <w:sz w:val="19"/>
+          <w:szCs w:val="19"/>
+        </w:rPr>
+        <w:t xml:space="preserve">Qui a fait quoi, et quand. Cette section se remplit en fin de projet mais se tient à jour depuis le début — reconstituer trois semaines de travail la veille du rendu ne produit jamais rien de juste.</w:t>
       </w:r>
     </w:p>
     <w:p>
